--- a/Specifications/UADC_Transformation_Table_Specification.docx
+++ b/Specifications/UADC_Transformation_Table_Specification.docx
@@ -74,7 +74,7 @@
           <w:b/>
           <w:bCs/>
         </w:rPr>
-        <w:t>Date: 2026-09-27</w:t>
+        <w:t>Date: 2026-09-30</w:t>
       </w:r>
     </w:p>
     <w:p>
@@ -14455,7 +14455,7 @@
     </w:p>
     <w:p>
       <w:r>
-        <w:t>A Flat CSV Semantic Path Table MAY place a value-condition predicate such as [cor_DebitCreditIndicator='D'] or [cor_Type='department'] on a repeated Class segment. This form is permitted for keyed_rows and profile-selected repeated Classes as well as fixed [n] occurrence selection.</w:t>
+        <w:t>A Flat CSV Semantic Path Table MAY place a value-condition predicate on any applicable Class segment of semantic_path. Predicates are scoped to the Class segment on which they are written. Different hierarchy levels MAY therefore carry independent conditions in one semantic_path.</w:t>
       </w:r>
     </w:p>
     <w:p>
@@ -14467,7 +14467,7 @@
         </w:numPr>
       </w:pPr>
       <w:r>
-        <w:t>HMD correspondence SHALL remove both [n] and [condition] from every affected segment before resolving semantic_path.</w:t>
+        <w:t>HMD correspondence SHALL remove every [n] selector and every value-condition predicate from every affected segment before resolving semantic_path. The resulting occurrence-neutral path SHALL resolve to exactly one HMD row.</w:t>
       </w:r>
     </w:p>
     <w:p>
@@ -14479,7 +14479,7 @@
         </w:numPr>
       </w:pPr>
       <w:r>
-        <w:t>The effective occurrence identity consists of the inherited parent key, local group_key, and the predicate condition. Therefore the same group_key values with D and C predicates identify distinct EntryDetail occurrences.</w:t>
+        <w:t>For Binding definition identity, the complete selector-qualified semantic_path is significant. Predicate overlap or containment by itself is not a duplicate. An exact duplicate full semantic_path is invalid. HMD semantic identity remains the selector-neutral path.</w:t>
       </w:r>
     </w:p>
     <w:p>
@@ -14491,7 +14491,7 @@
         </w:numPr>
       </w:pPr>
       <w:r>
-        <w:t>Every equality predicate value SHALL be obtainable from a mapped physical column or an explicit default_value row within the selected occurrence. If it cannot be constructed, conversion SHALL fail with PATH_SELECTOR_VALUE_MISSING.</w:t>
+        <w:t>A positive equality predicate may provide a deterministic discriminator value when its expression is a pure conjunction of equality terms. OR, NOT, and presence predicates are selection conditions only and SHALL NOT be treated as implying one fixed semantic value.</w:t>
       </w:r>
     </w:p>
     <w:p>
@@ -14503,7 +14503,37 @@
         </w:numPr>
       </w:pPr>
       <w:r>
-        <w:t>Reverse conversion SHALL materialise the declared predicate value only when the selected occurrence is created; it SHALL NOT create an otherwise absent business structure solely to emit the predicate.</w:t>
+        <w:t>Reverse conversion SHALL use the predicate to select the intended occurrence and SHALL materialise only deterministic positive equality discriminator facts required by an existing selected occurrence. It SHALL NOT create an otherwise absent business structure solely to emit a predicate value.</w:t>
+      </w:r>
+    </w:p>
+    <w:p>
+      <w:pPr/>
+      <w:r>
+        <w:t>Supported predicate grammar (current limited contract): property='literal'; property (presence); expr and expr; expr or expr; not expr; and parentheses. Operator precedence is parentheses, not, and, then or.</w:t>
+      </w:r>
+    </w:p>
+    <w:p>
+      <w:pPr/>
+      <w:r>
+        <w:t>The same Class segment MAY contain a compound predicate, for example [cor_TaxAuthority='NTA' and cor_TaxTableCode='VAT']. A semantic_path MAY also contain predicates at different hierarchy levels, for example EntryDetail[cor_DebitCreditIndicator='D'] followed by DetailTax[cor_TaxAuthority='NTA' and cor_TaxTableCode='VAT'].</w:t>
+      </w:r>
+    </w:p>
+    <w:p>
+      <w:pPr/>
+      <w:r>
+        <w:t>Unsupported in the current contract are &lt;, &gt;, &lt;=, &gt;=, arithmetic, arbitrary functions, regex functions, XPath axes, joins to another occurrence, and other unrestricted XPath/JSONPath expressions. Such expressions are reserved for future extension and SHALL fail closed if used as Flat CSV semantic_path predicates.</w:t>
+      </w:r>
+    </w:p>
+    <w:p>
+      <w:pPr/>
+      <w:r>
+        <w:t>A non-empty physical C&lt;n&gt; SHALL occur in at most one semantic Binding row. Multiple alternatives for one physical column SHALL be expressed inside that one row's semantic_path with or; defining the same C&lt;n&gt; on two Binding rows is PHYSICAL_COLUMN_DUPLICATE.</w:t>
+      </w:r>
+    </w:p>
+    <w:p>
+      <w:pPr/>
+      <w:r>
+        <w:t>Example: C20 -&gt; $.cor_AccountingEntries.cor_EntryHeader.cor_EntryDetail[cor_DebitCreditIndicator='D'].cor_DetailTax[cor_TaxAuthority='NTA' and cor_TaxTableCode='VAT'].cor_AmountofTaxes. The EntryDetail and DetailTax predicates have separate scopes.</w:t>
       </w:r>
     </w:p>
     <w:p>
@@ -19014,57 +19044,8 @@
             <w:tcW w:w="3402" w:type="dxa"/>
           </w:tcPr>
           <w:p>
-            <w:pPr>
-              <w:spacing w:after="0"/>
-              <w:rPr>
-                <w:sz w:val="20"/>
-                <w:szCs w:val="20"/>
-                <w:lang w:val="en-GB"/>
-              </w:rPr>
-            </w:pPr>
-            <w:r>
-              <w:rPr>
-                <w:sz w:val="20"/>
-                <w:szCs w:val="20"/>
-                <w:lang w:val="en-GB"/>
-              </w:rPr>
-              <w:t>…EntryDetail[D]</w:t>
-            </w:r>
-          </w:p>
-          <w:p>
-            <w:pPr>
-              <w:spacing w:after="0"/>
-              <w:rPr>
-                <w:sz w:val="20"/>
-                <w:szCs w:val="20"/>
-                <w:lang w:val="en-GB"/>
-              </w:rPr>
-            </w:pPr>
-            <w:r>
-              <w:rPr>
-                <w:sz w:val="20"/>
-                <w:szCs w:val="20"/>
-                <w:lang w:val="en-GB"/>
-              </w:rPr>
-              <w:t>.cor_DetailTax.(cor_TaxCategory</w:t>
-            </w:r>
-          </w:p>
-          <w:p>
-            <w:pPr>
-              <w:spacing w:after="0"/>
-              <w:rPr>
-                <w:sz w:val="20"/>
-                <w:szCs w:val="20"/>
-                <w:lang w:val="en-GB"/>
-              </w:rPr>
-            </w:pPr>
-            <w:r>
-              <w:rPr>
-                <w:sz w:val="20"/>
-                <w:szCs w:val="20"/>
-                <w:lang w:val="en-GB"/>
-              </w:rPr>
-              <w:t>/ cor_AmountofTaxes)</w:t>
+            <w:r>
+              <w:t>…EntryDetail[cor_DebitCreditIndicator='D'].cor_DetailTax[cor_TaxAuthority='NTA' and cor_TaxTableCode='VAT'].(cor_TaxCategory / cor_AmountofTaxes)</w:t>
             </w:r>
           </w:p>
         </w:tc>
@@ -19144,57 +19125,8 @@
             <w:tcW w:w="3402" w:type="dxa"/>
           </w:tcPr>
           <w:p>
-            <w:pPr>
-              <w:spacing w:after="0"/>
-              <w:rPr>
-                <w:sz w:val="20"/>
-                <w:szCs w:val="20"/>
-                <w:lang w:val="en-GB"/>
-              </w:rPr>
-            </w:pPr>
-            <w:r>
-              <w:rPr>
-                <w:sz w:val="20"/>
-                <w:szCs w:val="20"/>
-                <w:lang w:val="en-GB"/>
-              </w:rPr>
-              <w:t>…EntryDetail[C]</w:t>
-            </w:r>
-          </w:p>
-          <w:p>
-            <w:pPr>
-              <w:spacing w:after="0"/>
-              <w:rPr>
-                <w:sz w:val="20"/>
-                <w:szCs w:val="20"/>
-                <w:lang w:val="en-GB"/>
-              </w:rPr>
-            </w:pPr>
-            <w:r>
-              <w:rPr>
-                <w:sz w:val="20"/>
-                <w:szCs w:val="20"/>
-                <w:lang w:val="en-GB"/>
-              </w:rPr>
-              <w:t>.cor_DetailTax.(cor_TaxCategory</w:t>
-            </w:r>
-          </w:p>
-          <w:p>
-            <w:pPr>
-              <w:spacing w:after="0"/>
-              <w:rPr>
-                <w:sz w:val="20"/>
-                <w:szCs w:val="20"/>
-                <w:lang w:val="en-GB"/>
-              </w:rPr>
-            </w:pPr>
-            <w:r>
-              <w:rPr>
-                <w:sz w:val="20"/>
-                <w:szCs w:val="20"/>
-                <w:lang w:val="en-GB"/>
-              </w:rPr>
-              <w:t xml:space="preserve"> / cor_AmountofTaxes)</w:t>
+            <w:r>
+              <w:t>…EntryDetail[cor_DebitCreditIndicator='C'].cor_DetailTax[cor_TaxAuthority='NTA' and cor_TaxTableCode='VAT'].(cor_TaxCategory / cor_AmountofTaxes)</w:t>
             </w:r>
           </w:p>
         </w:tc>
@@ -21019,12 +20951,8 @@
             <w:vAlign w:val="center"/>
           </w:tcPr>
           <w:p>
-            <w:pPr>
-              <w:pStyle w:val="Tablebody"/>
-              <w:jc w:val="both"/>
-            </w:pPr>
-            <w:r>
-              <w:t>profile/config</w:t>
+            <w:r>
+              <w:t>source_* and target_* HMD metadata including source_semantic_path / target_semantic_path, transformation, mapping_status, confidence, reason_codes, review_note (27-column contract)</w:t>
             </w:r>
           </w:p>
         </w:tc>
@@ -21034,11 +20962,8 @@
             <w:vAlign w:val="center"/>
           </w:tcPr>
           <w:p>
-            <w:pPr>
-              <w:pStyle w:val="Tablebody"/>
-            </w:pPr>
-            <w:r>
-              <w:t>Target-view Semantic Binding</w:t>
+            <w:r>
+              <w:t>Performs reversible Structured CSV ⇄ Structured CSV mapping between different HMDs using explicit Semantic Binding rows.</w:t>
             </w:r>
           </w:p>
         </w:tc>
@@ -24937,17 +24862,8 @@
             <w:tcW w:w="3968" w:type="dxa"/>
           </w:tcPr>
           <w:p>
-            <w:pPr>
-              <w:pStyle w:val="Tablebody"/>
-              <w:rPr>
-                <w:lang w:val="en-GB"/>
-              </w:rPr>
-            </w:pPr>
-            <w:r>
-              <w:rPr>
-                <w:lang w:val="en-GB"/>
-              </w:rPr>
-              <w:t>field_no, field_name, level, flat_file_data_type, length, description, source_document, semantic_path, type, multiplicity; ISO 21378 tables add mapping_status and mapping_note</w:t>
+            <w:r>
+              <w:t>source_* and target_* HMD metadata including source_semantic_path / target_semantic_path, transformation, mapping_status, confidence, reason_codes, review_note (27-column contract)</w:t>
             </w:r>
           </w:p>
         </w:tc>
@@ -24956,17 +24872,8 @@
             <w:tcW w:w="2784" w:type="dxa"/>
           </w:tcPr>
           <w:p>
-            <w:pPr>
-              <w:pStyle w:val="Tablebody"/>
-              <w:rPr>
-                <w:lang w:val="en-GB"/>
-              </w:rPr>
-            </w:pPr>
-            <w:r>
-              <w:rPr>
-                <w:lang w:val="en-GB"/>
-              </w:rPr>
-              <w:t>Maps Structured CSV semantic_path columns to ordered ADS/ISO flat target columns.</w:t>
+            <w:r>
+              <w:t>Performs reversible Structured CSV ⇄ Structured CSV mapping between different HMDs using explicit Semantic Binding rows.</w:t>
             </w:r>
           </w:p>
         </w:tc>
@@ -25671,7 +25578,7 @@
               <w:rPr>
                 <w:color w:val="000000"/>
               </w:rPr>
-              <w:t>The canonical PCA/EPSON Binding uses 16 columns in a fixed order. The former 17-column form is accepted as compatibility input. Semantic identity is the selector-qualified semantic_path; selectors are removed for HMD resolution. The Binding does not contain an id column.</w:t>
+              <w:t>The canonical PCA/EPSON Binding uses 16 columns in a fixed order. The former 17-column form is accepted as compatibility input. Binding-row identity uses the full selector-qualified semantic_path; HMD semantic identity remains the selector-neutral semantic_path used after selectors are removed for HMD resolution. The Binding does not contain an id column.</w:t>
             </w:r>
           </w:p>
         </w:tc>
@@ -26551,20 +26458,8 @@
             <w:vAlign w:val="center"/>
           </w:tcPr>
           <w:p>
-            <w:pPr>
-              <w:pStyle w:val="Tablebody"/>
-            </w:pPr>
-            <w:r>
-              <w:rPr>
-                <w:color w:val="000000"/>
-              </w:rPr>
-              <w:t>profile_version, application_tax_code, application_tax_name, transaction_classification, return_flag, uncl5153_tax_type, tax_type_placement_status, uncl5305_tax_category, tax_rate_ratio, reverse_priority, mapping_status, source_status, note</w:t>
-            </w:r>
-            <w:r>
-              <w:rPr>
-                <w:color w:val="000000"/>
-              </w:rPr>
-              <w:t>。</w:t>
+            <w:r>
+              <w:t>profile_version, application_tax_code, optional application display metadata, tax_category, tax_rate_ratio, reverse_priority, mapping_status, source_status, and profile-specific restoration fields as required. Tax Authority / Tax Table Code occurrence selection belongs in Binding semantic_path predicates, not in runtime constants.</w:t>
             </w:r>
           </w:p>
         </w:tc>
@@ -26610,20 +26505,8 @@
             <w:vAlign w:val="center"/>
           </w:tcPr>
           <w:p>
-            <w:pPr>
-              <w:pStyle w:val="Tablebody"/>
-            </w:pPr>
-            <w:r>
-              <w:rPr>
-                <w:color w:val="000000"/>
-              </w:rPr>
-              <w:t>profile_version, application_tax_code, rate_pattern, rate_output, transaction_classification, uncl5153_tax_type, tax_type_placement_status, uncl5305_tax_category, tax_rate_ratio, tax_inclusion_mode, reverse_priority, mapping_status, source_status, note</w:t>
-            </w:r>
-            <w:r>
-              <w:rPr>
-                <w:color w:val="000000"/>
-              </w:rPr>
-              <w:t>。</w:t>
+            <w:r>
+              <w:t>profile_version, application_tax_code, optional application display metadata, tax_category, tax_rate_ratio, reverse_priority, mapping_status, source_status, and profile-specific restoration fields as required. Tax Authority / Tax Table Code occurrence selection belongs in Binding semantic_path predicates, not in runtime constants.</w:t>
             </w:r>
           </w:p>
         </w:tc>
@@ -26669,14 +26552,8 @@
             <w:vAlign w:val="center"/>
           </w:tcPr>
           <w:p>
-            <w:pPr>
-              <w:pStyle w:val="Tablebody"/>
-            </w:pPr>
-            <w:r>
-              <w:rPr>
-                <w:color w:val="000000"/>
-              </w:rPr>
-              <w:t>source_account_code, source_account_name, application_tax_code, tax_type, tax_category, note. Explicitly classifies non-VAT accounts, such as corporate tax accounts, and does not infer a breakdown.</w:t>
+            <w:r>
+              <w:t>source_account_code, source_account_name, application_tax_code, tax_table_code, tax_category, note. The legacy tax_type column is compatibility input and is interpreted only as the tax-table code; it is not emitted as a COR TaxType fact.</w:t>
             </w:r>
           </w:p>
         </w:tc>
@@ -26813,7 +26690,7 @@
         <w:spacing w:after="60"/>
       </w:pPr>
       <w:r>
-        <w:t>taxTransactionClassification is Purchase or Sales; taxType is VAT or OTH; for VAT, TaxCategory is UNCL 5305 S, AA, E, or O; TaxPercentageRate is the applicable rate; and AmountofTaxes is the input tax amount. Preserve these as separate facts. Do not recalculate and overwrite the tax amount from the rate.</w:t>
+        <w:t>Tax identity SHALL be represented by the HMD tax attributes and the Binding semantic_path, not by a hard-coded runtime TaxType branch. For Japanese consumption tax, a Binding may select DetailTax with Tax Authority = NTA and Tax Table Code = VAT. Tax Category uses the JP PINT Aligned Tax Category Codes S, AA, E, O, or G. Tax Percentage Rate and Amount of Taxes remain separate facts; the tax amount SHALL NOT be recalculated and overwritten from the rate.</w:t>
       </w:r>
     </w:p>
     <w:p>
@@ -26822,7 +26699,7 @@
         <w:spacing w:after="60"/>
       </w:pPr>
       <w:r>
-        <w:t>Account Tax Mapping classifies corporate tax and similar taxes as taxType OTH with a project-specific tax_category. Do not force them into a UNCL 5305 VAT category.</w:t>
+        <w:t>Non-VAT taxes SHALL use their own Tax Authority and/or Tax Table Code as defined by the applicable Binding and governed mapping. They SHALL NOT be forced into the VAT table or a VAT Tax Category. The runtime SHALL NOT contain profile-specific tax-table literals for this decision.</w:t>
       </w:r>
     </w:p>
     <w:p>
@@ -26831,7 +26708,7 @@
         <w:spacing w:after="60"/>
       </w:pPr>
       <w:r>
-        <w:t>Preserve the PCA return_flag in the tax trace as an explicit value from the tax mapping table. The current implementation does not infer returns from account attributes and debit/credit information alone. Return identification during reverse conversion based on account attributes and debit/credit information is not implemented; do not resolve TAX_POLICY_AMBIGUOUS by making an arbitrary choice.</w:t>
+        <w:t>Profile-specific information required only for application-code restoration, such as PCA return_flag or Sales/Purchase policy, MAY remain in the governed mapping or trace. Such information is runtime restoration metadata unless the current HMD and Binding explicitly map it to a semantic fact.</w:t>
       </w:r>
     </w:p>
     <w:p>
@@ -27395,6 +27272,28 @@
                 <w:szCs w:val="20"/>
               </w:rPr>
               <w:t>Clarified Flat CSV keyed_rows as a Binding interpretation rule: the Binding selects the ordered physical C&lt;n&gt; key columns, and their exact source values, including empty strings, form the key. No application-specific key-column positions are part of the normative runtime contract.</w:t>
+            </w:r>
+          </w:p>
+        </w:tc>
+      </w:tr>
+      <w:tr>
+        <w:tc>
+          <w:tcPr>
+            <w:tcW w:type="dxa" w:w="1947"/>
+          </w:tcPr>
+          <w:p>
+            <w:r>
+              <w:t>30 September 2026</w:t>
+            </w:r>
+          </w:p>
+        </w:tc>
+        <w:tc>
+          <w:tcPr>
+            <w:tcW w:type="dxa" w:w="7789"/>
+          </w:tcPr>
+          <w:p>
+            <w:r>
+              <w:t>Defined limited Boolean predicates in Flat CSV semantic_path, hierarchical predicate scope, full-path and physical-column uniqueness rules, and Binding-driven tax identity.</w:t>
             </w:r>
           </w:p>
         </w:tc>
